--- a/RESPUESTA_CONTRATISTA/TERMOCUPLA/respuesta_termocupla.docx
+++ b/RESPUESTA_CONTRATISTA/TERMOCUPLA/respuesta_termocupla.docx
@@ -90,7 +90,7 @@
           <w:rFonts w:ascii="Times New Roman" w:hAnsi="Times New Roman" w:cs="Times New Roman"/>
           <w:lang w:val="es-EC"/>
         </w:rPr>
-        <w:t>Digitalizador</w:t>
+        <w:t>TERMOCUPLA</w:t>
       </w:r>
     </w:p>
     <w:p>
